--- a/docs/FD04-EPIS-Informe Arquitectura de Software.docx
+++ b/docs/FD04-EPIS-Informe Arquitectura de Software.docx
@@ -3373,7 +3373,7 @@
           <w:szCs w:val="24"/>
           <w:rtl w:val="0"/>
         </w:rPr>
-        <w:t xml:space="preserve">Este documento se centra en el desarrollo de la arquitectura del sistema CLI en Python, su estructura modular de conectores y el formateo de resultados. Incluye la vista lógica (conectores y REPL), la vista de implementación (paquetes y componentes) y la vista de procesos (flujo de ejecución de comandos). Se omiten procesos de interfaz gráfica ya que el sistema opera completamente en consola. </w:t>
+        <w:t xml:space="preserve">Este documento se centra en el desarrollo de la arquitectura del sistema CLI en Python, su estructura modular de conectores (relacionales y NoSQL) y el formateo de resultados. Incluye la vista lógica (conectores y REPL), la vista de implementación (paquetes y componentes) y la vista de procesos (flujo de ejecución de comandos). Adicionalmente, cubre la arquitectura de las tres integraciones de distribución del sistema: la extensión de Visual Studio Code, el servidor MCP (Model Context Protocol) y el bot de Telegram, todos reutilizando la misma capa de conectores del CLI. Se omiten procesos de interfaz gráfica ya que el sistema opera completamente en consola. </w:t>
       </w:r>
     </w:p>
     <w:p>
@@ -5773,7 +5773,7 @@
           <w:szCs w:val="24"/>
           <w:rtl w:val="0"/>
         </w:rPr>
-        <w:t xml:space="preserve">El desarrollo debe utilizar estrictamente Python 3.8 o superior. Las librerías externas permitidas son únicamente aquellas necesarias para la conexión a cada motor de base de datos y la librería Rich para el formateo de tablas en consola. La interfaz debe ser exclusivamente mediante línea de comandos, sin componentes gráficos. El sistema no debe incluir un motor de base de datos propio, actuando únicamente como intermediario entre el usuario y el SGBD.</w:t>
+        <w:t xml:space="preserve">El desarrollo debe utilizar estrictamente Python 3.8 o superior. Las librerías externas permitidas son únicamente aquellas necesarias para la conexión a cada motor de base de datos (relacional y NoSQL), la librería Rich para el formateo de tablas en consola, y las librerías oficiales de las integraciones externas (mcp, python-telegram-bot). La interfaz principal debe ser exclusivamente mediante línea de comandos, sin componentes gráficos. El sistema no debe incluir un motor de base de datos propio, actuando únicamente como intermediario entre el usuario y el SGBD. Las herramientas expuestas al servidor MCP y al bot de Telegram deben restringirse a operaciones de solo lectura.</w:t>
       </w:r>
     </w:p>
     <w:p>
@@ -5842,11 +5842,6 @@
           <w:rtl w:val="0"/>
         </w:rPr>
         <w:t xml:space="preserve">Vista de Caso de uso</w:t>
-      </w:r>
-      <w:r>
-        <w:rPr>
-          <w:rtl w:val="0"/>
-        </w:rPr>
       </w:r>
     </w:p>
     <w:p>
@@ -6645,11 +6640,6 @@
         </w:rPr>
         <w:t xml:space="preserve">Vista de procesos</w:t>
       </w:r>
-      <w:r>
-        <w:rPr>
-          <w:rtl w:val="0"/>
-        </w:rPr>
-      </w:r>
     </w:p>
     <w:p>
       <w:pPr>
@@ -6757,11 +6747,6 @@
           <w:rtl w:val="0"/>
         </w:rPr>
         <w:t xml:space="preserve">Vista de Despliegue (vista física)</w:t>
-      </w:r>
-      <w:r>
-        <w:rPr>
-          <w:rtl w:val="0"/>
-        </w:rPr>
       </w:r>
     </w:p>
     <w:p>
@@ -6843,6 +6828,23 @@
     </w:p>
     <w:p>
       <w:pPr>
+        <w:spacing w:after="0" w:line="480" w:lineRule="auto"/>
+        <w:rPr>
+          <w:i w:val="1"/>
+          <w:iCs w:val="1"/>
+        </w:rPr>
+      </w:pPr>
+      <w:r>
+        <w:rPr>
+          <w:i w:val="1"/>
+          <w:iCs w:val="1"/>
+          <w:rtl w:val="0"/>
+        </w:rPr>
+        <w:t xml:space="preserve">Además del despliegue local del CLI, el sistema se distribuye en tres entornos adicionales: la extensión de Visual Studio Code (empaquetada con el ejecutable de NexusDB e instalada desde el Marketplace), el servidor MCP (publicado como paquete Python en PyPI e invocado bajo demanda por el cliente de IA) y el bot de Telegram (desplegado de forma permanente como servicio systemd en un VPS Debian, con reinicio automático ante fallos). Los tres canales reutilizan la misma capa de conectores, evitando duplicar la lógica de acceso a datos.</w:t>
+      </w:r>
+    </w:p>
+    <w:p>
+      <w:pPr>
         <w:pStyle w:val="Heading1"/>
         <w:numPr>
           <w:ilvl w:val="0"/>
@@ -6926,16 +6928,7 @@
           <w:szCs w:val="24"/>
           <w:rtl w:val="0"/>
         </w:rPr>
-        <w:t xml:space="preserve">El sistema demuestra su funcionalidad al interpretar correctamente los comandos ingresados por el usuario, ejecutar las operaciones CRUD correspondientes sobre la base de datos conectada y mostrar los resultados en formato tabular. Ante comandos inválidos, el sistema muestra mensajes de error descriptivos sin finalizar la ejecución</w:t>
-      </w:r>
-      <w:r>
-        <w:rPr>
-          <w:rFonts w:ascii="Times New Roman" w:cs="Times New Roman" w:eastAsia="Times New Roman" w:hAnsi="Times New Roman"/>
-          <w:sz w:val="24"/>
-          <w:szCs w:val="24"/>
-          <w:rtl w:val="0"/>
-        </w:rPr>
-        <w:t xml:space="preserve">. </w:t>
+        <w:t xml:space="preserve">El sistema demuestra su funcionalidad al interpretar correctamente los comandos ingresados por el usuario, ejecutar las operaciones CRUD correspondientes sobre la base de datos conectada y mostrar los resultados en formato tabular. Ante comandos inválidos, el sistema muestra mensajes de error descriptivos sin finalizar la ejecución. </w:t>
       </w:r>
     </w:p>
     <w:p>
